--- a/徳島県英語入試過去問 大問７プロンプト.docx
+++ b/徳島県英語入試過去問 大問７プロンプト.docx
@@ -12,17 +12,53 @@
     </w:p>
     <w:p/>
     <w:p>
-      <w:r>
-        <w:t>徳島県の入試の大問７に相当する問題をソースを使って作成します（三重県2024年）．設問数は6つ．（１）内容に関する英文の2つの質問に対して，それぞれ3語以上の英文1文で答える問題．（２）本文中に（空欄）を設定し，そこに入れる最適な単語を選ぶ問題（4択）．（３）本文中に（空欄，3語以上）を設定し，そこに文脈から考えて挿入するフレーズを挿入する問題（4択）．（４）適文選択．設問内に2節の英文を作成し，その後半部分（従属節）を選ぶ問題．主節，従属節それぞれ7語以上12語以内．4択問題．（５）設問内に2人の会話文を作成．内容に関する会話を展開（やり取りは3回，A⇒B⇒A）その会話文に空欄を２つ設け，一つは３から4語の英語を本文中から抜き出す問題（必ず本文中の英語とする）．もう一つは３~４後の選択肢を選ぶ問題（単語は自由）．（５）内容理解．６つの選択肢（ア～カ）を準備し，内容に英文を２つ選ぶ問題．必ず２節の英文にする．</w:t>
+      <w:pPr>
+        <w:rPr>
+          <w:rFonts w:hint="eastAsia"/>
+        </w:rPr>
+      </w:pPr>
+      <w:r>
+        <w:rPr>
+          <w:rFonts w:hint="eastAsia"/>
+        </w:rPr>
+        <w:t>大問７ 長文（国際交流）</w:t>
+      </w:r>
+    </w:p>
+    <w:p>
+      <w:r>
+        <w:t>徳島県の入試の大問７に相当する問題をソースを使って作成します（</w:t>
+      </w:r>
+      <w:r>
+        <w:rPr>
+          <w:rFonts w:hint="eastAsia"/>
+        </w:rPr>
+        <w:t>＃＃＃県</w:t>
+      </w:r>
+      <w:r>
+        <w:t>2024年）．設問数は6つ．（１）内容に関する英文の2つの質問に対して，それぞれ3語以上の英文1文で答える問題．（２）本文中に（空欄）を設定し，そこに入れる最適な単語を選ぶ問題（4択）．（３）本文中に（空欄，3語以上）を設定し，そこに文脈から考えて挿入するフレーズを挿入する問題（4択）．（４）適文選択．設問内に2節の英文を作成し，その後半部分（従属節）を選ぶ問題．主節，従属節それぞれ7語以上12語以内．4択問題．（５）設問内に2人の会話文を作成．内容に関する会話を展開（やり取りは3回，A⇒B⇒A）その会話文に空欄を２つ設け，一つは３から4語の英語を本文中から抜き出す問題（必ず本文中の英語とする）．もう一つは３~４後の選択肢を選ぶ問題（単語は自由）．（５）内容理解．６つの選択肢（ア～カ）を準備し，内容に英文を２つ選ぶ問題．必ず２節の英文にする．</w:t>
       </w:r>
     </w:p>
     <w:p/>
     <w:p>
+      <w:pPr>
+        <w:tabs>
+          <w:tab w:val="left" w:pos="695"/>
+        </w:tabs>
+      </w:pPr>
       <w:r>
         <w:rPr>
           <w:rFonts w:hint="eastAsia"/>
         </w:rPr>
         <w:t>大問5</w:t>
+      </w:r>
+      <w:r>
+        <w:tab/>
+      </w:r>
+      <w:r>
+        <w:rPr>
+          <w:rFonts w:hint="eastAsia"/>
+        </w:rPr>
+        <w:t>（対話文）</w:t>
       </w:r>
     </w:p>
     <w:p/>
@@ -37,7 +73,16 @@
         <w:t>５</w:t>
       </w:r>
       <w:r>
-        <w:t>に相当する問題をソースを使って作成します（三重県2024年）．</w:t>
+        <w:t>に相当する問題をソースを使って作成します（</w:t>
+      </w:r>
+      <w:r>
+        <w:rPr>
+          <w:rFonts w:hint="eastAsia"/>
+        </w:rPr>
+        <w:t>＃＃＃</w:t>
+      </w:r>
+      <w:r>
+        <w:t>県2024年）．</w:t>
       </w:r>
       <w:r>
         <w:rPr>
@@ -63,17 +108,72 @@
       </w:r>
     </w:p>
     <w:p>
-      <w:pPr>
-        <w:rPr>
-          <w:rFonts w:hint="eastAsia"/>
-        </w:rPr>
-      </w:pPr>
       <w:r>
         <w:rPr>
           <w:rFonts w:hint="eastAsia"/>
         </w:rPr>
         <w:t>（３）英作文．会話文の中を１文の欠落部分を作文する（５語以内）．前後の内容から記述させる．正解例は３つ作成し，それぞれ訳，作成根拠を説明する．</w:t>
       </w:r>
+    </w:p>
+    <w:p/>
+    <w:p/>
+    <w:p>
+      <w:pPr>
+        <w:rPr>
+          <w:rFonts w:hint="eastAsia"/>
+        </w:rPr>
+      </w:pPr>
+      <w:r>
+        <w:rPr>
+          <w:rFonts w:hint="eastAsia"/>
+        </w:rPr>
+        <w:t>大問６ （短め，ブログ投稿やALTとのからみ．最後に長い意見をまとめる課題（１５語から３０語）</w:t>
+      </w:r>
+    </w:p>
+    <w:p>
+      <w:r>
+        <w:t>徳島県の入試の大問</w:t>
+      </w:r>
+      <w:r>
+        <w:rPr>
+          <w:rFonts w:hint="eastAsia"/>
+        </w:rPr>
+        <w:t>５</w:t>
+      </w:r>
+      <w:r>
+        <w:t>に相当する問題をソース</w:t>
+      </w:r>
+      <w:r>
+        <w:rPr>
+          <w:rFonts w:hint="eastAsia"/>
+        </w:rPr>
+        <w:t>を参考にして</w:t>
+      </w:r>
+      <w:r>
+        <w:t>作成します（</w:t>
+      </w:r>
+      <w:r>
+        <w:rPr>
+          <w:rFonts w:hint="eastAsia"/>
+        </w:rPr>
+        <w:t>＃＃</w:t>
+      </w:r>
+      <w:r>
+        <w:t>県2024年）．</w:t>
+      </w:r>
+      <w:r>
+        <w:rPr>
+          <w:rFonts w:hint="eastAsia"/>
+        </w:rPr>
+        <w:t>設問数は３つ</w:t>
+      </w:r>
+    </w:p>
+    <w:p>
+      <w:pPr>
+        <w:rPr>
+          <w:rFonts w:hint="eastAsia"/>
+        </w:rPr>
+      </w:pPr>
     </w:p>
     <w:sectPr>
       <w:pgSz w:w="11906" w:h="16838"/>
